--- a/Apex_Platformer_PRD_Updated.docx
+++ b/Apex_Platformer_PRD_Updated.docx
@@ -23826,7 +23826,7 @@
                 <w:sz w:val="20"/>
                 <w:szCs w:val="20"/>
               </w:rPr>
-              <w:t xml:space="preserve">Member 1</w:t>
+              <w:t xml:space="preserve">Megan</w:t>
             </w:r>
           </w:p>
         </w:tc>
@@ -23854,7 +23854,7 @@
                 <w:sz w:val="20"/>
                 <w:szCs w:val="20"/>
               </w:rPr>
-              <w:t xml:space="preserve">C# game engine (physics, collision, movement, level loading), C++ AI module (Emscripten compile + AI logic), level editor</w:t>
+              <w:t xml:space="preserve">Section 2 (Pages &amp; Views), Section 5 (Registration &amp; Extended Profile), Section 9 (Admin Dashboard)</w:t>
             </w:r>
           </w:p>
         </w:tc>
@@ -23884,7 +23884,7 @@
                 <w:sz w:val="20"/>
                 <w:szCs w:val="20"/>
               </w:rPr>
-              <w:t xml:space="preserve">Member 2</w:t>
+              <w:t xml:space="preserve">Ethan</w:t>
             </w:r>
           </w:p>
         </w:tc>
@@ -23912,7 +23912,7 @@
                 <w:sz w:val="20"/>
                 <w:szCs w:val="20"/>
               </w:rPr>
-              <w:t xml:space="preserve">Web platform (HTML/CSS/JS for registration, profiles, leaderboard, admin dashboard), data file management, UI/UX</w:t>
+              <w:t xml:space="preserve">Section 6 (AI-Powered Feature), Section 7 (How the AI Learns)</w:t>
             </w:r>
           </w:p>
         </w:tc>
@@ -23970,7 +23970,7 @@
                 <w:sz w:val="20"/>
                 <w:szCs w:val="20"/>
               </w:rPr>
-              <w:t xml:space="preserve">GitHub commits, testing, README documentation, final polish</w:t>
+              <w:t xml:space="preserve">Sections 1, 3, 4, 8, 10, 11, 12, 13, 14 — plus GitHub commits, testing, README documentation, and final polish</w:t>
             </w:r>
           </w:p>
         </w:tc>

--- a/Apex_Platformer_PRD_Updated.docx
+++ b/Apex_Platformer_PRD_Updated.docx
@@ -1609,7 +1609,7 @@
           <w:sz w:val="20"/>
           <w:szCs w:val="20"/>
         </w:rPr>
-        <w:t xml:space="preserve">Full feature set described in Section 9</w:t>
+        <w:t xml:space="preserve">Full feature set described in Section 10</w:t>
       </w:r>
     </w:p>
     <w:p/>
@@ -9635,16 +9635,8 @@
           <w:sz w:val="32"/>
           <w:szCs w:val="32"/>
         </w:rPr>
-        <w:t xml:space="preserve">8. Data Storage — Where Everything Is Saved</w:t>
-      </w:r>
-    </w:p>
-    <w:p>
-      <w:pPr>
-        <w:pBdr>
-          <w:bottom w:val="single" w:color="3B1F6B" w:sz="4" w:space="1"/>
-        </w:pBdr>
-        <w:spacing w:after="120" w:before="120"/>
-      </w:pPr>
+        <w:t xml:space="preserve">8. Game Mechanics</w:t>
+      </w:r>
     </w:p>
     <w:p>
       <w:pPr>
@@ -9653,10 +9645,10 @@
       <w:r>
         <w:rPr>
           <w:rFonts w:ascii="Arial" w:cs="Arial" w:eastAsia="Arial" w:hAnsi="Arial"/>
-          <w:sz w:val="20"/>
-          <w:szCs w:val="20"/>
-        </w:rPr>
-        <w:t xml:space="preserve">This section explains exactly what data the platform stores, where it is stored, who writes it, and what it looks like. All data is stored in three JSON files — there is no external database. JSON was chosen because it is simple to read, edit, and debug without specialist tools.</w:t>
+          <w:sz w:val="24"/>
+          <w:szCs w:val="24"/>
+        </w:rPr>
+        <w:t xml:space="preserve">This section defines the core rules, controls, and physical behaviours that govern how the player character moves and interacts with the game world. All mechanics listed here are implemented in C# and run inside the WebAssembly game engine.</w:t>
       </w:r>
     </w:p>
     <w:p/>
@@ -9674,7 +9666,362 @@
           <w:sz w:val="26"/>
           <w:szCs w:val="26"/>
         </w:rPr>
-        <w:t xml:space="preserve">8.1  Storage Overview</w:t>
+        <w:t xml:space="preserve">8.1  Player Movement</w:t>
+      </w:r>
+    </w:p>
+    <w:p>
+      <w:pPr>
+        <w:pStyle w:val="ListParagraph"/>
+        <w:numPr>
+          <w:ilvl w:val="0"/>
+          <w:numId w:val="2"/>
+        </w:numPr>
+        <w:spacing w:after="60"/>
+      </w:pPr>
+      <w:r>
+        <w:t xml:space="preserve">Left/right running with instant directional response — no input lag</w:t>
+      </w:r>
+    </w:p>
+    <w:p>
+      <w:pPr>
+        <w:pStyle w:val="ListParagraph"/>
+        <w:numPr>
+          <w:ilvl w:val="0"/>
+          <w:numId w:val="2"/>
+        </w:numPr>
+        <w:spacing w:after="60"/>
+      </w:pPr>
+      <w:r>
+        <w:t xml:space="preserve">Variable-height jump: holding the jump key longer produces a higher arc; releasing early cuts the jump short</w:t>
+      </w:r>
+    </w:p>
+    <w:p>
+      <w:pPr>
+        <w:pStyle w:val="ListParagraph"/>
+        <w:numPr>
+          <w:ilvl w:val="0"/>
+          <w:numId w:val="2"/>
+        </w:numPr>
+        <w:spacing w:after="60"/>
+      </w:pPr>
+      <w:r>
+        <w:t xml:space="preserve">Air dash: one dash per airborne period in any of 8 directions (up, down, left, right, and the four diagonals); dash is restored on landing or grabbing a wall</w:t>
+      </w:r>
+    </w:p>
+    <w:p>
+      <w:pPr>
+        <w:pStyle w:val="ListParagraph"/>
+        <w:numPr>
+          <w:ilvl w:val="0"/>
+          <w:numId w:val="2"/>
+        </w:numPr>
+        <w:spacing w:after="60"/>
+      </w:pPr>
+      <w:r>
+        <w:t xml:space="preserve">Wall-slide: pressing into a wall while airborne causes the player to slide down slowly instead of falling at full gravity</w:t>
+      </w:r>
+    </w:p>
+    <w:p>
+      <w:pPr>
+        <w:pStyle w:val="ListParagraph"/>
+        <w:numPr>
+          <w:ilvl w:val="0"/>
+          <w:numId w:val="2"/>
+        </w:numPr>
+        <w:spacing w:after="60"/>
+      </w:pPr>
+      <w:r>
+        <w:t xml:space="preserve">Wall-jump: pressing jump while wall-sliding launches the player away from the wall; used to scale vertical shafts</w:t>
+      </w:r>
+    </w:p>
+    <w:p/>
+    <w:p>
+      <w:pPr>
+        <w:pStyle w:val="Heading2"/>
+        <w:spacing w:after="80" w:before="240"/>
+      </w:pPr>
+      <w:r>
+        <w:rPr>
+          <w:rFonts w:ascii="Arial" w:cs="Arial" w:eastAsia="Arial" w:hAnsi="Arial"/>
+          <w:b/>
+          <w:bCs/>
+          <w:color w:val="5C3D9E"/>
+          <w:sz w:val="26"/>
+          <w:szCs w:val="26"/>
+        </w:rPr>
+        <w:t xml:space="preserve">8.2  Forgiveness Mechanics</w:t>
+      </w:r>
+    </w:p>
+    <w:p>
+      <w:pPr>
+        <w:pStyle w:val="ListParagraph"/>
+        <w:numPr>
+          <w:ilvl w:val="0"/>
+          <w:numId w:val="2"/>
+        </w:numPr>
+        <w:spacing w:after="60"/>
+      </w:pPr>
+      <w:r>
+        <w:t xml:space="preserve">Coyote time (6 frames): the player can still jump for up to 6 frames after walking off the edge of a platform, preventing frustrating misses</w:t>
+      </w:r>
+    </w:p>
+    <w:p>
+      <w:pPr>
+        <w:pStyle w:val="ListParagraph"/>
+        <w:numPr>
+          <w:ilvl w:val="0"/>
+          <w:numId w:val="2"/>
+        </w:numPr>
+        <w:spacing w:after="60"/>
+      </w:pPr>
+      <w:r>
+        <w:t xml:space="preserve">Jump buffering (6 frames): if the player presses jump up to 6 frames before landing, the jump fires automatically on touchdown</w:t>
+      </w:r>
+    </w:p>
+    <w:p/>
+    <w:p>
+      <w:pPr>
+        <w:pStyle w:val="Heading2"/>
+        <w:spacing w:after="80" w:before="240"/>
+      </w:pPr>
+      <w:r>
+        <w:rPr>
+          <w:rFonts w:ascii="Arial" w:cs="Arial" w:eastAsia="Arial" w:hAnsi="Arial"/>
+          <w:b/>
+          <w:bCs/>
+          <w:color w:val="5C3D9E"/>
+          <w:sz w:val="26"/>
+          <w:szCs w:val="26"/>
+        </w:rPr>
+        <w:t xml:space="preserve">8.3  Collision &amp; Physics</w:t>
+      </w:r>
+    </w:p>
+    <w:p>
+      <w:pPr>
+        <w:pStyle w:val="ListParagraph"/>
+        <w:numPr>
+          <w:ilvl w:val="0"/>
+          <w:numId w:val="2"/>
+        </w:numPr>
+        <w:spacing w:after="60"/>
+      </w:pPr>
+      <w:r>
+        <w:t xml:space="preserve">Sweep-based collision detection: the player’s hitbox is moved incrementally each frame to prevent clipping through thin platforms at high speed</w:t>
+      </w:r>
+    </w:p>
+    <w:p>
+      <w:pPr>
+        <w:pStyle w:val="ListParagraph"/>
+        <w:numPr>
+          <w:ilvl w:val="0"/>
+          <w:numId w:val="2"/>
+        </w:numPr>
+        <w:spacing w:after="60"/>
+      </w:pPr>
+      <w:r>
+        <w:t xml:space="preserve">Tile types: solid platform (blocks all movement), spike (kills on contact), jump-through platform (passable from below, solid from above), empty space</w:t>
+      </w:r>
+    </w:p>
+    <w:p>
+      <w:pPr>
+        <w:pStyle w:val="ListParagraph"/>
+        <w:numPr>
+          <w:ilvl w:val="0"/>
+          <w:numId w:val="2"/>
+        </w:numPr>
+        <w:spacing w:after="60"/>
+      </w:pPr>
+      <w:r>
+        <w:t xml:space="preserve">Gravity is constant during normal fall; wall-slide reduces effective gravity while the player presses into a wall</w:t>
+      </w:r>
+    </w:p>
+    <w:p/>
+    <w:p>
+      <w:pPr>
+        <w:pStyle w:val="Heading2"/>
+        <w:spacing w:after="80" w:before="240"/>
+      </w:pPr>
+      <w:r>
+        <w:rPr>
+          <w:rFonts w:ascii="Arial" w:cs="Arial" w:eastAsia="Arial" w:hAnsi="Arial"/>
+          <w:b/>
+          <w:bCs/>
+          <w:color w:val="5C3D9E"/>
+          <w:sz w:val="26"/>
+          <w:szCs w:val="26"/>
+        </w:rPr>
+        <w:t xml:space="preserve">8.4  Death &amp; Respawn</w:t>
+      </w:r>
+    </w:p>
+    <w:p>
+      <w:pPr>
+        <w:pStyle w:val="ListParagraph"/>
+        <w:numPr>
+          <w:ilvl w:val="0"/>
+          <w:numId w:val="2"/>
+        </w:numPr>
+        <w:spacing w:after="60"/>
+      </w:pPr>
+      <w:r>
+        <w:t xml:space="preserve">Touching a spike or falling off the screen kills the player instantly</w:t>
+      </w:r>
+    </w:p>
+    <w:p>
+      <w:pPr>
+        <w:pStyle w:val="ListParagraph"/>
+        <w:numPr>
+          <w:ilvl w:val="0"/>
+          <w:numId w:val="2"/>
+        </w:numPr>
+        <w:spacing w:after="60"/>
+      </w:pPr>
+      <w:r>
+        <w:t xml:space="preserve">On death, the player respawns at the level’s start tile immediately with no delay</w:t>
+      </w:r>
+    </w:p>
+    <w:p>
+      <w:pPr>
+        <w:pStyle w:val="ListParagraph"/>
+        <w:numPr>
+          <w:ilvl w:val="0"/>
+          <w:numId w:val="2"/>
+        </w:numPr>
+        <w:spacing w:after="60"/>
+      </w:pPr>
+      <w:r>
+        <w:t xml:space="preserve">Death count increments by one each time; the current run’s death count is shown live on screen and recorded in leaderboard.json at run end</w:t>
+      </w:r>
+    </w:p>
+    <w:p>
+      <w:pPr>
+        <w:pStyle w:val="ListParagraph"/>
+        <w:numPr>
+          <w:ilvl w:val="0"/>
+          <w:numId w:val="2"/>
+        </w:numPr>
+        <w:spacing w:after="60"/>
+      </w:pPr>
+      <w:r>
+        <w:t xml:space="preserve">In PvP mode, dynamic tile states (disappearing blocks, triggered switches) are not reset when a player dies — the level world continues as-is for both players</w:t>
+      </w:r>
+    </w:p>
+    <w:p/>
+    <w:p>
+      <w:pPr>
+        <w:pStyle w:val="Heading2"/>
+        <w:spacing w:after="80" w:before="240"/>
+      </w:pPr>
+      <w:r>
+        <w:rPr>
+          <w:rFonts w:ascii="Arial" w:cs="Arial" w:eastAsia="Arial" w:hAnsi="Arial"/>
+          <w:b/>
+          <w:bCs/>
+          <w:color w:val="5C3D9E"/>
+          <w:sz w:val="26"/>
+          <w:szCs w:val="26"/>
+        </w:rPr>
+        <w:t xml:space="preserve">8.5  Level Completion</w:t>
+      </w:r>
+    </w:p>
+    <w:p>
+      <w:pPr>
+        <w:pStyle w:val="ListParagraph"/>
+        <w:numPr>
+          <w:ilvl w:val="0"/>
+          <w:numId w:val="2"/>
+        </w:numPr>
+        <w:spacing w:after="60"/>
+      </w:pPr>
+      <w:r>
+        <w:t xml:space="preserve">Reaching the exit tile triggers level completion; C# reports the final time and death count to JavaScript</w:t>
+      </w:r>
+    </w:p>
+    <w:p>
+      <w:pPr>
+        <w:pStyle w:val="ListParagraph"/>
+        <w:numPr>
+          <w:ilvl w:val="0"/>
+          <w:numId w:val="2"/>
+        </w:numPr>
+        <w:spacing w:after="60"/>
+      </w:pPr>
+      <w:r>
+        <w:t xml:space="preserve">A post-run summary modal displays: completion time, death count, personal best comparison, and any achievements earned</w:t>
+      </w:r>
+    </w:p>
+    <w:p>
+      <w:pPr>
+        <w:pStyle w:val="ListParagraph"/>
+        <w:numPr>
+          <w:ilvl w:val="0"/>
+          <w:numId w:val="2"/>
+        </w:numPr>
+        <w:spacing w:after="60"/>
+      </w:pPr>
+      <w:r>
+        <w:t xml:space="preserve">The run is saved to leaderboard.json with the appropriate raceType (solo, pvai, or pvp); the player’s bestTimes and deathCount in users.json are updated if the run sets a personal best</w:t>
+      </w:r>
+    </w:p>
+    <w:p/>
+    <w:p>
+      <w:r>
+        <w:br w:type="page"/>
+      </w:r>
+    </w:p>
+    <w:p>
+      <w:pPr>
+        <w:pStyle w:val="Heading1"/>
+        <w:spacing w:after="120" w:before="360"/>
+      </w:pPr>
+      <w:r>
+        <w:rPr>
+          <w:rFonts w:ascii="Arial" w:cs="Arial" w:eastAsia="Arial" w:hAnsi="Arial"/>
+          <w:b/>
+          <w:bCs/>
+          <w:color w:val="3B1F6B"/>
+          <w:sz w:val="32"/>
+          <w:szCs w:val="32"/>
+        </w:rPr>
+        <w:t xml:space="preserve">9. Data Storage — Where Everything Is Saved</w:t>
+      </w:r>
+    </w:p>
+    <w:p>
+      <w:pPr>
+        <w:pBdr>
+          <w:bottom w:val="single" w:color="3B1F6B" w:sz="4" w:space="1"/>
+        </w:pBdr>
+        <w:spacing w:after="120" w:before="120"/>
+      </w:pPr>
+    </w:p>
+    <w:p>
+      <w:pPr>
+        <w:spacing w:after="80"/>
+      </w:pPr>
+      <w:r>
+        <w:rPr>
+          <w:rFonts w:ascii="Arial" w:cs="Arial" w:eastAsia="Arial" w:hAnsi="Arial"/>
+          <w:sz w:val="20"/>
+          <w:szCs w:val="20"/>
+        </w:rPr>
+        <w:t xml:space="preserve">This section explains exactly what data the platform stores, where it is stored, who writes it, and what it looks like. All data is stored in three JSON files — there is no external database. JSON was chosen because it is simple to read, edit, and debug without specialist tools.</w:t>
+      </w:r>
+    </w:p>
+    <w:p/>
+    <w:p>
+      <w:pPr>
+        <w:pStyle w:val="Heading2"/>
+        <w:spacing w:after="80" w:before="240"/>
+      </w:pPr>
+      <w:r>
+        <w:rPr>
+          <w:rFonts w:ascii="Arial" w:cs="Arial" w:eastAsia="Arial" w:hAnsi="Arial"/>
+          <w:b/>
+          <w:bCs/>
+          <w:color w:val="5C3D9E"/>
+          <w:sz w:val="26"/>
+          <w:szCs w:val="26"/>
+        </w:rPr>
+        <w:t xml:space="preserve">9.1  Storage Overview</w:t>
       </w:r>
     </w:p>
     <w:tbl>
@@ -10182,7 +10529,7 @@
           <w:sz w:val="26"/>
           <w:szCs w:val="26"/>
         </w:rPr>
-        <w:t xml:space="preserve">8.2  users.json — Structure &amp; Fields</w:t>
+        <w:t xml:space="preserve">9.2  users.json — Structure &amp; Fields</w:t>
       </w:r>
     </w:p>
     <w:p>
@@ -12072,7 +12419,7 @@
           <w:sz w:val="26"/>
           <w:szCs w:val="26"/>
         </w:rPr>
-        <w:t xml:space="preserve">8.3  leaderboard.json — Structure &amp; Fields</w:t>
+        <w:t xml:space="preserve">9.3  leaderboard.json — Structure &amp; Fields</w:t>
       </w:r>
     </w:p>
     <w:p>
@@ -13915,7 +14262,7 @@
           <w:sz w:val="26"/>
           <w:szCs w:val="26"/>
         </w:rPr>
-        <w:t xml:space="preserve">8.4  levels.json — Structure &amp; Fields</w:t>
+        <w:t xml:space="preserve">9.4  levels.json — Structure &amp; Fields</w:t>
       </w:r>
     </w:p>
     <w:p>
@@ -15349,7 +15696,7 @@
           <w:sz w:val="26"/>
           <w:szCs w:val="26"/>
         </w:rPr>
-        <w:t xml:space="preserve">8.5  Data Flow — Who Reads and Writes Each File</w:t>
+        <w:t xml:space="preserve">9.5  Data Flow — Who Reads and Writes Each File</w:t>
       </w:r>
     </w:p>
     <w:tbl>
@@ -16427,7 +16774,7 @@
           <w:sz w:val="26"/>
           <w:szCs w:val="26"/>
         </w:rPr>
-        <w:t xml:space="preserve">8.6  Data Validation Rules</w:t>
+        <w:t xml:space="preserve">9.6  Data Validation Rules</w:t>
       </w:r>
     </w:p>
     <w:p>
@@ -16954,7 +17301,7 @@
           <w:sz w:val="32"/>
           <w:szCs w:val="32"/>
         </w:rPr>
-        <w:t xml:space="preserve">9. Admin Dashboard</w:t>
+        <w:t xml:space="preserve">10. Admin Dashboard</w:t>
       </w:r>
     </w:p>
     <w:p>
@@ -16993,7 +17340,7 @@
           <w:sz w:val="26"/>
           <w:szCs w:val="26"/>
         </w:rPr>
-        <w:t xml:space="preserve">9.1  Access Control</w:t>
+        <w:t xml:space="preserve">10.1  Access Control</w:t>
       </w:r>
     </w:p>
     <w:p>
@@ -17065,7 +17412,7 @@
           <w:sz w:val="26"/>
           <w:szCs w:val="26"/>
         </w:rPr>
-        <w:t xml:space="preserve">9.2  Admin Capabilities</w:t>
+        <w:t xml:space="preserve">10.2  Admin Capabilities</w:t>
       </w:r>
     </w:p>
     <w:tbl>
@@ -17973,7 +18320,7 @@
           <w:sz w:val="26"/>
           <w:szCs w:val="26"/>
         </w:rPr>
-        <w:t xml:space="preserve">9.3  Dashboard Views</w:t>
+        <w:t xml:space="preserve">10.3  Dashboard Views</w:t>
       </w:r>
     </w:p>
     <w:p>
@@ -18068,7 +18415,7 @@
           <w:sz w:val="32"/>
           <w:szCs w:val="32"/>
         </w:rPr>
-        <w:t xml:space="preserve">10. GitHub Checkpoints (12 Milestones)</w:t>
+        <w:t xml:space="preserve">11. GitHub Checkpoints (12 Milestones)</w:t>
       </w:r>
     </w:p>
     <w:p>
@@ -18449,7 +18796,7 @@
                 <w:sz w:val="20"/>
                 <w:szCs w:val="20"/>
               </w:rPr>
-              <w:t xml:space="preserve">Section 8</w:t>
+              <w:t xml:space="preserve">Section 9</w:t>
             </w:r>
           </w:p>
         </w:tc>
@@ -18477,7 +18824,7 @@
                 <w:sz w:val="20"/>
                 <w:szCs w:val="20"/>
               </w:rPr>
-              <w:t xml:space="preserve">All three JSON files populated with seed data matching the schemas defined in Section 8. users.json has at least 2 sample users (one player, one admin) with all 15 fields present. leaderboard.json has at least 3 sample run records and 1 AI model entry with averagedPath. levels.json has at least 3 built-in levels with valid tileMap arrays, difficulty, and metadata. Seed data validated against the Section 8.6 validation rules — no invalid entries.</w:t>
+              <w:t xml:space="preserve">All three JSON files populated with seed data matching the schemas defined in Section 9. users.json has at least 2 sample users (one player, one admin) with all 15 fields present. leaderboard.json has at least 3 sample run records and 1 AI model entry with averagedPath. levels.json has at least 3 built-in levels with valid tileMap arrays, difficulty, and metadata. Seed data validated against the Section 9.6 validation rules — no invalid entries.</w:t>
             </w:r>
           </w:p>
         </w:tc>
@@ -18677,7 +19024,7 @@
                 <w:sz w:val="20"/>
                 <w:szCs w:val="20"/>
               </w:rPr>
-              <w:t xml:space="preserve">Section 11.5</w:t>
+              <w:t xml:space="preserve">Section 12.5</w:t>
             </w:r>
           </w:p>
         </w:tc>
@@ -18791,7 +19138,7 @@
                 <w:sz w:val="20"/>
                 <w:szCs w:val="20"/>
               </w:rPr>
-              <w:t xml:space="preserve">Section 3.3, 11.5</w:t>
+              <w:t xml:space="preserve">Section 3.3, 12.5</w:t>
             </w:r>
           </w:p>
         </w:tc>
@@ -19247,7 +19594,7 @@
                 <w:sz w:val="20"/>
                 <w:szCs w:val="20"/>
               </w:rPr>
-              <w:t xml:space="preserve">Section 6, 7</w:t>
+              <w:t xml:space="preserve">Section 6, 7, 8</w:t>
             </w:r>
           </w:p>
         </w:tc>
@@ -19361,7 +19708,7 @@
                 <w:sz w:val="20"/>
                 <w:szCs w:val="20"/>
               </w:rPr>
-              <w:t xml:space="preserve">Section 9</w:t>
+              <w:t xml:space="preserve">Section 10</w:t>
             </w:r>
           </w:p>
         </w:tc>
@@ -19638,7 +19985,7 @@
           <w:sz w:val="26"/>
           <w:szCs w:val="26"/>
         </w:rPr>
-        <w:t xml:space="preserve">10.1  Checkpoint Completion Rules</w:t>
+        <w:t xml:space="preserve">11.1  Checkpoint Completion Rules</w:t>
       </w:r>
     </w:p>
     <w:p>
@@ -19764,7 +20111,7 @@
           <w:sz w:val="26"/>
           <w:szCs w:val="26"/>
         </w:rPr>
-        <w:t xml:space="preserve">10.2  Recommended Branch Strategy</w:t>
+        <w:t xml:space="preserve">11.2  Recommended Branch Strategy</w:t>
       </w:r>
     </w:p>
     <w:tbl>
@@ -20333,7 +20680,7 @@
           <w:sz w:val="32"/>
           <w:szCs w:val="32"/>
         </w:rPr>
-        <w:t xml:space="preserve">11. Language Guide — How All Languages Work Together</w:t>
+        <w:t xml:space="preserve">12. Language Guide — How All Languages Work Together</w:t>
       </w:r>
     </w:p>
     <w:p>
@@ -20372,7 +20719,7 @@
           <w:sz w:val="26"/>
           <w:szCs w:val="26"/>
         </w:rPr>
-        <w:t xml:space="preserve">11.1  Overview — The Five Languages</w:t>
+        <w:t xml:space="preserve">12.1  Overview — The Five Languages</w:t>
       </w:r>
     </w:p>
     <w:tbl>
@@ -20936,7 +21283,7 @@
           <w:sz w:val="26"/>
           <w:szCs w:val="26"/>
         </w:rPr>
-        <w:t xml:space="preserve">11.2  HTML — What It Does</w:t>
+        <w:t xml:space="preserve">12.2  HTML — What It Does</w:t>
       </w:r>
     </w:p>
     <w:p>
@@ -21128,7 +21475,7 @@
           <w:sz w:val="26"/>
           <w:szCs w:val="26"/>
         </w:rPr>
-        <w:t xml:space="preserve">11.3  CSS — What It Does</w:t>
+        <w:t xml:space="preserve">12.3  CSS — What It Does</w:t>
       </w:r>
     </w:p>
     <w:p>
@@ -21320,7 +21667,7 @@
           <w:sz w:val="26"/>
           <w:szCs w:val="26"/>
         </w:rPr>
-        <w:t xml:space="preserve">11.4  JavaScript — What It Does</w:t>
+        <w:t xml:space="preserve">12.4  JavaScript — What It Does</w:t>
       </w:r>
     </w:p>
     <w:p>
@@ -21566,7 +21913,7 @@
           <w:sz w:val="26"/>
           <w:szCs w:val="26"/>
         </w:rPr>
-        <w:t xml:space="preserve">11.5  C# — What It Does (Game Logic Engine)</w:t>
+        <w:t xml:space="preserve">12.5  C# — What It Does (Game Logic Engine)</w:t>
       </w:r>
     </w:p>
     <w:p>
@@ -21918,7 +22265,7 @@
           <w:sz w:val="26"/>
           <w:szCs w:val="26"/>
         </w:rPr>
-        <w:t xml:space="preserve">11.7  How the Languages Connect — Data Flow Diagram</w:t>
+        <w:t xml:space="preserve">12.7  How the Languages Connect — Data Flow Diagram</w:t>
       </w:r>
     </w:p>
     <w:p>
@@ -23357,7 +23704,7 @@
           <w:sz w:val="32"/>
           <w:szCs w:val="32"/>
         </w:rPr>
-        <w:t xml:space="preserve">12. Non-Functional Requirements</w:t>
+        <w:t xml:space="preserve">13. Non-Functional Requirements</w:t>
       </w:r>
     </w:p>
     <w:p>
@@ -23382,7 +23729,7 @@
           <w:sz w:val="26"/>
           <w:szCs w:val="26"/>
         </w:rPr>
-        <w:t xml:space="preserve">12.1  Performance</w:t>
+        <w:t xml:space="preserve">13.1  Performance</w:t>
       </w:r>
     </w:p>
     <w:p>
@@ -23472,7 +23819,7 @@
           <w:sz w:val="26"/>
           <w:szCs w:val="26"/>
         </w:rPr>
-        <w:t xml:space="preserve">12.2  Security</w:t>
+        <w:t xml:space="preserve">13.2  Security</w:t>
       </w:r>
     </w:p>
     <w:p>
@@ -23544,7 +23891,7 @@
           <w:sz w:val="26"/>
           <w:szCs w:val="26"/>
         </w:rPr>
-        <w:t xml:space="preserve">12.3  Usability</w:t>
+        <w:t xml:space="preserve">13.3  Usability</w:t>
       </w:r>
     </w:p>
     <w:p>
@@ -23616,7 +23963,7 @@
           <w:sz w:val="26"/>
           <w:szCs w:val="26"/>
         </w:rPr>
-        <w:t xml:space="preserve">12.4  Maintainability</w:t>
+        <w:t xml:space="preserve">13.4  Maintainability</w:t>
       </w:r>
     </w:p>
     <w:p>
@@ -23693,7 +24040,7 @@
           <w:sz w:val="32"/>
           <w:szCs w:val="32"/>
         </w:rPr>
-        <w:t xml:space="preserve">13. Team &amp; Responsibilities</w:t>
+        <w:t xml:space="preserve">14. Team &amp; Responsibilities</w:t>
       </w:r>
     </w:p>
     <w:p>
@@ -23854,7 +24201,7 @@
                 <w:sz w:val="20"/>
                 <w:szCs w:val="20"/>
               </w:rPr>
-              <w:t xml:space="preserve">Section 2 (Pages &amp; Views), Section 5 (Registration &amp; Extended Profile), Section 9 (Admin Dashboard)</w:t>
+              <w:t xml:space="preserve">Section 2 (Pages &amp; Views), Section 5 (Registration &amp; Extended Profile), Section 10 (Admin Dashboard)</w:t>
             </w:r>
           </w:p>
         </w:tc>
@@ -23912,7 +24259,7 @@
                 <w:sz w:val="20"/>
                 <w:szCs w:val="20"/>
               </w:rPr>
-              <w:t xml:space="preserve">Section 6 (AI-Powered Feature), Section 7 (How the AI Learns)</w:t>
+              <w:t xml:space="preserve">Section 6 (AI-Powered Feature), Section 7 (How the AI Learns), Section 8 (Game Mechanics)</w:t>
             </w:r>
           </w:p>
         </w:tc>
@@ -23970,7 +24317,7 @@
                 <w:sz w:val="20"/>
                 <w:szCs w:val="20"/>
               </w:rPr>
-              <w:t xml:space="preserve">Sections 1, 3, 4, 8, 10, 11, 12, 13, 14 — plus GitHub commits, testing, README documentation, and final polish</w:t>
+              <w:t xml:space="preserve">Sections 1, 3, 4, 9, 11, 12, 13, 14, 15 — plus GitHub commits, testing, README documentation, and final polish</w:t>
             </w:r>
           </w:p>
         </w:tc>
@@ -24013,7 +24360,7 @@
           <w:sz w:val="32"/>
           <w:szCs w:val="32"/>
         </w:rPr>
-        <w:t xml:space="preserve">14. Glossary</w:t>
+        <w:t xml:space="preserve">15. Glossary</w:t>
       </w:r>
     </w:p>
     <w:p>
